--- a/docs/КТ.Структура ЭВМ.docx
+++ b/docs/КТ.Структура ЭВМ.docx
@@ -91,20 +91,7 @@
           <w:shd w:fill="FFFF00" w:val="clear"/>
           <w:lang w:eastAsia="ru-RU"/>
         </w:rPr>
-        <w:t>А</w:t>
-      </w:r>
-      <w:r>
-        <w:rPr>
-          <w:rFonts w:eastAsia="Times New Roman" w:cs="Arial" w:ascii="Arial" w:hAnsi="Arial"/>
-          <w:b/>
-          <w:color w:val="1A1A1A"/>
-          <w:sz w:val="24"/>
-          <w:szCs w:val="24"/>
-          <w:u w:val="single"/>
-          <w:shd w:fill="FFFF00" w:val="clear"/>
-          <w:lang w:eastAsia="ru-RU"/>
-        </w:rPr>
-        <w:t>рхитектура вычислительной системы</w:t>
+        <w:t>Архитектура вычислительной системы</w:t>
       </w:r>
       <w:r>
         <w:rPr>
@@ -168,20 +155,7 @@
           <w:shd w:fill="FFFF00" w:val="clear"/>
           <w:lang w:eastAsia="ru-RU"/>
         </w:rPr>
-        <w:t>А</w:t>
-      </w:r>
-      <w:r>
-        <w:rPr>
-          <w:rFonts w:eastAsia="Times New Roman" w:cs="Arial" w:ascii="Arial" w:hAnsi="Arial"/>
-          <w:b/>
-          <w:color w:val="1A1A1A"/>
-          <w:sz w:val="24"/>
-          <w:szCs w:val="24"/>
-          <w:u w:val="single"/>
-          <w:shd w:fill="FFFF00" w:val="clear"/>
-          <w:lang w:eastAsia="ru-RU"/>
-        </w:rPr>
-        <w:t>ппаратное обеспечение ЭВМ</w:t>
+        <w:t>Аппаратное обеспечение ЭВМ</w:t>
       </w:r>
       <w:r>
         <w:rPr>
@@ -245,20 +219,7 @@
           <w:shd w:fill="FFFF00" w:val="clear"/>
           <w:lang w:eastAsia="ru-RU"/>
         </w:rPr>
-        <w:t>П</w:t>
-      </w:r>
-      <w:r>
-        <w:rPr>
-          <w:rFonts w:eastAsia="Times New Roman" w:cs="Arial" w:ascii="Arial" w:hAnsi="Arial"/>
-          <w:b/>
-          <w:color w:val="1A1A1A"/>
-          <w:sz w:val="24"/>
-          <w:szCs w:val="24"/>
-          <w:u w:val="single"/>
-          <w:shd w:fill="FFFF00" w:val="clear"/>
-          <w:lang w:eastAsia="ru-RU"/>
-        </w:rPr>
-        <w:t>рограммное обеспечение ЭВМ</w:t>
+        <w:t>Программное обеспечение ЭВМ</w:t>
       </w:r>
       <w:r>
         <w:rPr>
@@ -322,20 +283,7 @@
           <w:shd w:fill="FFFF00" w:val="clear"/>
           <w:lang w:eastAsia="ru-RU"/>
         </w:rPr>
-        <w:t>А</w:t>
-      </w:r>
-      <w:r>
-        <w:rPr>
-          <w:rFonts w:eastAsia="Times New Roman" w:cs="Arial" w:ascii="Arial" w:hAnsi="Arial"/>
-          <w:b/>
-          <w:color w:val="1A1A1A"/>
-          <w:sz w:val="24"/>
-          <w:szCs w:val="24"/>
-          <w:u w:val="single"/>
-          <w:shd w:fill="FFFF00" w:val="clear"/>
-          <w:lang w:eastAsia="ru-RU"/>
-        </w:rPr>
-        <w:t>рхитектура фон Неймана</w:t>
+        <w:t>Архитектура фон Неймана</w:t>
       </w:r>
       <w:r>
         <w:rPr>
@@ -400,21 +348,7 @@
           <w:shd w:fill="FFFF00" w:val="clear"/>
           <w:lang w:eastAsia="ru-RU"/>
         </w:rPr>
-        <w:t>Э</w:t>
-      </w:r>
-      <w:r>
-        <w:rPr>
-          <w:rFonts w:eastAsia="Times New Roman" w:cs="Arial" w:ascii="Arial" w:hAnsi="Arial"/>
-          <w:b/>
-          <w:bCs/>
-          <w:color w:val="1A1A1A"/>
-          <w:sz w:val="24"/>
-          <w:szCs w:val="24"/>
-          <w:u w:val="single"/>
-          <w:shd w:fill="FFFF00" w:val="clear"/>
-          <w:lang w:eastAsia="ru-RU"/>
-        </w:rPr>
-        <w:t>нергозависимая память</w:t>
+        <w:t>Энергозависимая память</w:t>
       </w:r>
       <w:r>
         <w:rPr>
@@ -479,21 +413,7 @@
           <w:shd w:fill="FFFF00" w:val="clear"/>
           <w:lang w:eastAsia="ru-RU"/>
         </w:rPr>
-        <w:t>Э</w:t>
-      </w:r>
-      <w:r>
-        <w:rPr>
-          <w:rFonts w:eastAsia="Times New Roman" w:cs="Arial" w:ascii="Arial" w:hAnsi="Arial"/>
-          <w:b/>
-          <w:bCs/>
-          <w:color w:val="1A1A1A"/>
-          <w:sz w:val="24"/>
-          <w:szCs w:val="24"/>
-          <w:u w:val="single"/>
-          <w:shd w:fill="FFFF00" w:val="clear"/>
-          <w:lang w:eastAsia="ru-RU"/>
-        </w:rPr>
-        <w:t>нергонезависимая память</w:t>
+        <w:t>Энергонезависимая память</w:t>
       </w:r>
       <w:r>
         <w:rPr>
@@ -558,21 +478,7 @@
           <w:shd w:fill="FFFF00" w:val="clear"/>
           <w:lang w:eastAsia="ru-RU"/>
         </w:rPr>
-        <w:t>Р</w:t>
-      </w:r>
-      <w:r>
-        <w:rPr>
-          <w:rFonts w:eastAsia="Times New Roman" w:cs="Arial" w:ascii="Arial" w:hAnsi="Arial"/>
-          <w:b/>
-          <w:bCs/>
-          <w:color w:val="1A1A1A"/>
-          <w:sz w:val="24"/>
-          <w:szCs w:val="24"/>
-          <w:u w:val="single"/>
-          <w:shd w:fill="FFFF00" w:val="clear"/>
-          <w:lang w:eastAsia="ru-RU"/>
-        </w:rPr>
-        <w:t>егенерация памяти</w:t>
+        <w:t>Регенерация памяти</w:t>
       </w:r>
       <w:r>
         <w:rPr>
@@ -637,21 +543,7 @@
           <w:shd w:fill="FFFF00" w:val="clear"/>
           <w:lang w:eastAsia="ru-RU"/>
         </w:rPr>
-        <w:t>М</w:t>
-      </w:r>
-      <w:r>
-        <w:rPr>
-          <w:rFonts w:eastAsia="Times New Roman" w:cs="Arial" w:ascii="Arial" w:hAnsi="Arial"/>
-          <w:b/>
-          <w:bCs/>
-          <w:color w:val="1A1A1A"/>
-          <w:sz w:val="24"/>
-          <w:szCs w:val="24"/>
-          <w:u w:val="single"/>
-          <w:shd w:fill="FFFF00" w:val="clear"/>
-          <w:lang w:eastAsia="ru-RU"/>
-        </w:rPr>
-        <w:t>асочное ПЗУ</w:t>
+        <w:t>Масочное ПЗУ</w:t>
       </w:r>
       <w:r>
         <w:rPr>
@@ -716,21 +608,7 @@
           <w:shd w:fill="FFFF00" w:val="clear"/>
           <w:lang w:eastAsia="ru-RU"/>
         </w:rPr>
-        <w:t>П</w:t>
-      </w:r>
-      <w:r>
-        <w:rPr>
-          <w:rFonts w:eastAsia="Times New Roman" w:cs="Arial" w:ascii="Arial" w:hAnsi="Arial"/>
-          <w:b/>
-          <w:bCs/>
-          <w:color w:val="1A1A1A"/>
-          <w:sz w:val="24"/>
-          <w:szCs w:val="24"/>
-          <w:u w:val="single"/>
-          <w:shd w:fill="FFFF00" w:val="clear"/>
-          <w:lang w:eastAsia="ru-RU"/>
-        </w:rPr>
-        <w:t>рограммируемое ПЗУ</w:t>
+        <w:t>Программируемое ПЗУ</w:t>
       </w:r>
       <w:r>
         <w:rPr>
@@ -795,21 +673,7 @@
           <w:shd w:fill="FFFF00" w:val="clear"/>
           <w:lang w:eastAsia="ru-RU"/>
         </w:rPr>
-        <w:t>Р</w:t>
-      </w:r>
-      <w:r>
-        <w:rPr>
-          <w:rFonts w:eastAsia="Times New Roman" w:cs="Arial" w:ascii="Arial" w:hAnsi="Arial"/>
-          <w:b/>
-          <w:bCs/>
-          <w:color w:val="1A1A1A"/>
-          <w:sz w:val="24"/>
-          <w:szCs w:val="24"/>
-          <w:u w:val="single"/>
-          <w:shd w:fill="FFFF00" w:val="clear"/>
-          <w:lang w:eastAsia="ru-RU"/>
-        </w:rPr>
-        <w:t>епрограммируемое ПЗУ</w:t>
+        <w:t>Репрограммируемое ПЗУ</w:t>
       </w:r>
       <w:r>
         <w:rPr>
@@ -874,21 +738,7 @@
           <w:shd w:fill="FFFF00" w:val="clear"/>
           <w:lang w:eastAsia="ru-RU"/>
         </w:rPr>
-        <w:t>К</w:t>
-      </w:r>
-      <w:r>
-        <w:rPr>
-          <w:rFonts w:eastAsia="Times New Roman" w:cs="Arial" w:ascii="Arial" w:hAnsi="Arial"/>
-          <w:b/>
-          <w:bCs/>
-          <w:color w:val="1A1A1A"/>
-          <w:sz w:val="24"/>
-          <w:szCs w:val="24"/>
-          <w:u w:val="single"/>
-          <w:shd w:fill="FFFF00" w:val="clear"/>
-          <w:lang w:eastAsia="ru-RU"/>
-        </w:rPr>
-        <w:t>витирование («рукопожатие»)</w:t>
+        <w:t>Квитирование («рукопожатие»)</w:t>
       </w:r>
       <w:r>
         <w:rPr>
@@ -952,20 +802,7 @@
           <w:shd w:fill="FFFF00" w:val="clear"/>
           <w:lang w:eastAsia="ru-RU"/>
         </w:rPr>
-        <w:t>С</w:t>
-      </w:r>
-      <w:r>
-        <w:rPr>
-          <w:rFonts w:eastAsia="Times New Roman" w:cs="Arial" w:ascii="Arial" w:hAnsi="Arial"/>
-          <w:b/>
-          <w:color w:val="1A1A1A"/>
-          <w:sz w:val="24"/>
-          <w:szCs w:val="24"/>
-          <w:u w:val="single"/>
-          <w:shd w:fill="FFFF00" w:val="clear"/>
-          <w:lang w:eastAsia="ru-RU"/>
-        </w:rPr>
-        <w:t>тандартные внешние устройства</w:t>
+        <w:t>Стандартные внешние устройства</w:t>
       </w:r>
       <w:r>
         <w:rPr>
@@ -1029,20 +866,7 @@
           <w:shd w:fill="FFFF00" w:val="clear"/>
           <w:lang w:eastAsia="ru-RU"/>
         </w:rPr>
-        <w:t>Н</w:t>
-      </w:r>
-      <w:r>
-        <w:rPr>
-          <w:rFonts w:eastAsia="Times New Roman" w:cs="Arial" w:ascii="Arial" w:hAnsi="Arial"/>
-          <w:b/>
-          <w:color w:val="1A1A1A"/>
-          <w:sz w:val="24"/>
-          <w:szCs w:val="24"/>
-          <w:u w:val="single"/>
-          <w:shd w:fill="FFFF00" w:val="clear"/>
-          <w:lang w:eastAsia="ru-RU"/>
-        </w:rPr>
-        <w:t>естандартные внешние устройства</w:t>
+        <w:t>Нестандартные внешние устройства</w:t>
       </w:r>
       <w:r>
         <w:rPr>
@@ -1107,21 +931,7 @@
           <w:shd w:fill="FFFF00" w:val="clear"/>
           <w:lang w:eastAsia="ru-RU"/>
         </w:rPr>
-        <w:t>К</w:t>
-      </w:r>
-      <w:r>
-        <w:rPr>
-          <w:rFonts w:eastAsia="Times New Roman" w:cs="Arial" w:ascii="Arial" w:hAnsi="Arial"/>
-          <w:b/>
-          <w:bCs/>
-          <w:color w:val="1A1A1A"/>
-          <w:sz w:val="24"/>
-          <w:szCs w:val="24"/>
-          <w:u w:val="single"/>
-          <w:shd w:fill="FFFF00" w:val="clear"/>
-          <w:lang w:eastAsia="ru-RU"/>
-        </w:rPr>
-        <w:t>онтроллер внешнего устройства</w:t>
+        <w:t>Контроллер внешнего устройства</w:t>
       </w:r>
       <w:r>
         <w:rPr>
@@ -1153,7 +963,31 @@
           <w:szCs w:val="24"/>
           <w:shd w:fill="FFFFFF" w:val="clear"/>
         </w:rPr>
-        <w:t>часть устройства, которая управляет его функциональной часть и связью между устройством и ЦП машины.</w:t>
+        <w:t>часть устройства, которая управляет его функциональной часть</w:t>
+      </w:r>
+      <w:r>
+        <w:rPr>
+          <w:rFonts w:cs="Arial" w:ascii="Arial" w:hAnsi="Arial"/>
+          <w:i/>
+          <w:iCs/>
+          <w:color w:val="000000"/>
+          <w:sz w:val="24"/>
+          <w:szCs w:val="24"/>
+          <w:shd w:fill="FFFFFF" w:val="clear"/>
+        </w:rPr>
+        <w:t>ю</w:t>
+      </w:r>
+      <w:r>
+        <w:rPr>
+          <w:rFonts w:cs="Arial" w:ascii="Arial" w:hAnsi="Arial"/>
+          <w:i/>
+          <w:iCs/>
+          <w:color w:val="000000"/>
+          <w:sz w:val="24"/>
+          <w:szCs w:val="24"/>
+          <w:shd w:fill="FFFFFF" w:val="clear"/>
+        </w:rPr>
+        <w:t xml:space="preserve"> и связью между устройством и ЦП машины.</w:t>
       </w:r>
     </w:p>
     <w:p>
@@ -1185,20 +1019,7 @@
           <w:shd w:fill="FFFF00" w:val="clear"/>
           <w:lang w:eastAsia="ru-RU"/>
         </w:rPr>
-        <w:t>М</w:t>
-      </w:r>
-      <w:r>
-        <w:rPr>
-          <w:rFonts w:eastAsia="Times New Roman" w:cs="Arial" w:ascii="Arial" w:hAnsi="Arial"/>
-          <w:b/>
-          <w:color w:val="1A1A1A"/>
-          <w:sz w:val="24"/>
-          <w:szCs w:val="24"/>
-          <w:u w:val="single"/>
-          <w:shd w:fill="FFFF00" w:val="clear"/>
-          <w:lang w:eastAsia="ru-RU"/>
-        </w:rPr>
-        <w:t>агнитный барабан</w:t>
+        <w:t>Магнитный барабан</w:t>
       </w:r>
       <w:r>
         <w:rPr>
@@ -1263,21 +1084,7 @@
           <w:shd w:fill="FFFF00" w:val="clear"/>
           <w:lang w:eastAsia="ru-RU"/>
         </w:rPr>
-        <w:t>М</w:t>
-      </w:r>
-      <w:r>
-        <w:rPr>
-          <w:rFonts w:eastAsia="Times New Roman" w:cs="Arial" w:ascii="Arial" w:hAnsi="Arial"/>
-          <w:b/>
-          <w:bCs/>
-          <w:color w:val="1A1A1A"/>
-          <w:sz w:val="24"/>
-          <w:szCs w:val="24"/>
-          <w:u w:val="single"/>
-          <w:shd w:fill="FFFF00" w:val="clear"/>
-          <w:lang w:eastAsia="ru-RU"/>
-        </w:rPr>
-        <w:t>агнитный диск</w:t>
+        <w:t>Магнитный диск</w:t>
       </w:r>
       <w:r>
         <w:rPr>
@@ -1341,20 +1148,7 @@
           <w:shd w:fill="FFFF00" w:val="clear"/>
           <w:lang w:eastAsia="ru-RU"/>
         </w:rPr>
-        <w:t>М</w:t>
-      </w:r>
-      <w:r>
-        <w:rPr>
-          <w:rFonts w:eastAsia="Times New Roman" w:cs="Arial" w:ascii="Arial" w:hAnsi="Arial"/>
-          <w:b/>
-          <w:color w:val="1A1A1A"/>
-          <w:sz w:val="24"/>
-          <w:szCs w:val="24"/>
-          <w:u w:val="single"/>
-          <w:shd w:fill="FFFF00" w:val="clear"/>
-          <w:lang w:eastAsia="ru-RU"/>
-        </w:rPr>
-        <w:t>агнитная лента</w:t>
+        <w:t>Магнитная лента</w:t>
       </w:r>
       <w:r>
         <w:rPr>
@@ -1418,20 +1212,7 @@
           <w:shd w:fill="FFFF00" w:val="clear"/>
           <w:lang w:eastAsia="ru-RU"/>
         </w:rPr>
-        <w:t>М</w:t>
-      </w:r>
-      <w:r>
-        <w:rPr>
-          <w:rFonts w:eastAsia="Times New Roman" w:cs="Arial" w:ascii="Arial" w:hAnsi="Arial"/>
-          <w:b/>
-          <w:color w:val="1A1A1A"/>
-          <w:sz w:val="24"/>
-          <w:szCs w:val="24"/>
-          <w:u w:val="single"/>
-          <w:shd w:fill="FFFF00" w:val="clear"/>
-          <w:lang w:eastAsia="ru-RU"/>
-        </w:rPr>
-        <w:t>агнитная карта</w:t>
+        <w:t>Магнитная карта</w:t>
       </w:r>
       <w:r>
         <w:rPr>
@@ -1496,21 +1277,7 @@
           <w:shd w:fill="FFFF00" w:val="clear"/>
           <w:lang w:eastAsia="ru-RU"/>
         </w:rPr>
-        <w:t>П</w:t>
-      </w:r>
-      <w:r>
-        <w:rPr>
-          <w:rFonts w:eastAsia="Times New Roman" w:cs="Arial" w:ascii="Arial" w:hAnsi="Arial"/>
-          <w:b/>
-          <w:bCs/>
-          <w:color w:val="1A1A1A"/>
-          <w:sz w:val="24"/>
-          <w:szCs w:val="24"/>
-          <w:u w:val="single"/>
-          <w:shd w:fill="FFFF00" w:val="clear"/>
-          <w:lang w:eastAsia="ru-RU"/>
-        </w:rPr>
-        <w:t>амять с циклическим доступом</w:t>
+        <w:t>Память с циклическим доступом</w:t>
       </w:r>
       <w:r>
         <w:rPr>
@@ -1575,21 +1342,7 @@
           <w:shd w:fill="FFFF00" w:val="clear"/>
           <w:lang w:eastAsia="ru-RU"/>
         </w:rPr>
-        <w:t>М</w:t>
-      </w:r>
-      <w:r>
-        <w:rPr>
-          <w:rFonts w:eastAsia="Times New Roman" w:cs="Arial" w:ascii="Arial" w:hAnsi="Arial"/>
-          <w:b/>
-          <w:bCs/>
-          <w:color w:val="1A1A1A"/>
-          <w:sz w:val="24"/>
-          <w:szCs w:val="24"/>
-          <w:u w:val="single"/>
-          <w:shd w:fill="FFFF00" w:val="clear"/>
-          <w:lang w:eastAsia="ru-RU"/>
-        </w:rPr>
-        <w:t>агнитные сердечники</w:t>
+        <w:t>Магнитные сердечники</w:t>
       </w:r>
       <w:r>
         <w:rPr>
@@ -1621,7 +1374,31 @@
           <w:szCs w:val="24"/>
           <w:shd w:fill="FFFFFF" w:val="clear"/>
         </w:rPr>
-        <w:t>обыкновенно имеют форму кольца. Изготавливаются из материала феррита. Для чтения-записи используется обмотка из проводов. Обычно используются не по одиночке.</w:t>
+        <w:t>обы</w:t>
+      </w:r>
+      <w:r>
+        <w:rPr>
+          <w:rFonts w:cs="Arial" w:ascii="Arial" w:hAnsi="Arial"/>
+          <w:i/>
+          <w:iCs/>
+          <w:color w:val="000000"/>
+          <w:sz w:val="24"/>
+          <w:szCs w:val="24"/>
+          <w:shd w:fill="FFFFFF" w:val="clear"/>
+        </w:rPr>
+        <w:t>чно</w:t>
+      </w:r>
+      <w:r>
+        <w:rPr>
+          <w:rFonts w:cs="Arial" w:ascii="Arial" w:hAnsi="Arial"/>
+          <w:i/>
+          <w:iCs/>
+          <w:color w:val="000000"/>
+          <w:sz w:val="24"/>
+          <w:szCs w:val="24"/>
+          <w:shd w:fill="FFFFFF" w:val="clear"/>
+        </w:rPr>
+        <w:t xml:space="preserve"> имеют форму кольца. Изготавливаются из феррита. Для чтения-записи используется обмотка из проводов. Обычно используются не по одиночке.</w:t>
       </w:r>
     </w:p>
     <w:p>
@@ -1654,21 +1431,7 @@
           <w:shd w:fill="FFFF00" w:val="clear"/>
           <w:lang w:eastAsia="ru-RU"/>
         </w:rPr>
-        <w:t>М</w:t>
-      </w:r>
-      <w:r>
-        <w:rPr>
-          <w:rFonts w:eastAsia="Times New Roman" w:cs="Arial" w:ascii="Arial" w:hAnsi="Arial"/>
-          <w:b/>
-          <w:bCs/>
-          <w:color w:val="1A1A1A"/>
-          <w:sz w:val="24"/>
-          <w:szCs w:val="24"/>
-          <w:u w:val="single"/>
-          <w:shd w:fill="FFFF00" w:val="clear"/>
-          <w:lang w:eastAsia="ru-RU"/>
-        </w:rPr>
-        <w:t>ногоотверстные ферритовые пластины</w:t>
+        <w:t>Многоотверстные ферритовые пластины</w:t>
       </w:r>
       <w:r>
         <w:rPr>
@@ -1863,21 +1626,7 @@
           <w:shd w:fill="FFFF00" w:val="clear"/>
           <w:lang w:eastAsia="ru-RU"/>
         </w:rPr>
-        <w:t>Ф</w:t>
-      </w:r>
-      <w:r>
-        <w:rPr>
-          <w:rFonts w:eastAsia="Times New Roman" w:cs="Arial" w:ascii="Arial" w:hAnsi="Arial"/>
-          <w:b/>
-          <w:bCs/>
-          <w:color w:val="1A1A1A"/>
-          <w:sz w:val="24"/>
-          <w:szCs w:val="24"/>
-          <w:u w:val="single"/>
-          <w:shd w:fill="FFFF00" w:val="clear"/>
-          <w:lang w:eastAsia="ru-RU"/>
-        </w:rPr>
-        <w:t>ототермопластичные пленки</w:t>
+        <w:t>Фототермопластичные пленки</w:t>
       </w:r>
       <w:r>
         <w:rPr>
@@ -1942,21 +1691,7 @@
           <w:shd w:fill="FFFF00" w:val="clear"/>
           <w:lang w:eastAsia="ru-RU"/>
         </w:rPr>
-        <w:t>О</w:t>
-      </w:r>
-      <w:r>
-        <w:rPr>
-          <w:rFonts w:eastAsia="Times New Roman" w:cs="Arial" w:ascii="Arial" w:hAnsi="Arial"/>
-          <w:b/>
-          <w:bCs/>
-          <w:color w:val="1A1A1A"/>
-          <w:sz w:val="24"/>
-          <w:szCs w:val="24"/>
-          <w:u w:val="single"/>
-          <w:shd w:fill="FFFF00" w:val="clear"/>
-          <w:lang w:eastAsia="ru-RU"/>
-        </w:rPr>
-        <w:t>птические диски</w:t>
+        <w:t>Оптические диски</w:t>
       </w:r>
       <w:r>
         <w:rPr>
@@ -2021,21 +1756,7 @@
           <w:shd w:fill="FFFF00" w:val="clear"/>
           <w:lang w:eastAsia="ru-RU"/>
         </w:rPr>
-        <w:t>М</w:t>
-      </w:r>
-      <w:r>
-        <w:rPr>
-          <w:rFonts w:eastAsia="Times New Roman" w:cs="Arial" w:ascii="Arial" w:hAnsi="Arial"/>
-          <w:b/>
-          <w:bCs/>
-          <w:color w:val="1A1A1A"/>
-          <w:sz w:val="24"/>
-          <w:szCs w:val="24"/>
-          <w:u w:val="single"/>
-          <w:shd w:fill="FFFF00" w:val="clear"/>
-          <w:lang w:eastAsia="ru-RU"/>
-        </w:rPr>
-        <w:t>агнитооптические диски</w:t>
+        <w:t>Магнитооптические диски</w:t>
       </w:r>
       <w:r>
         <w:rPr>
@@ -2165,21 +1886,7 @@
           <w:shd w:fill="FFFF00" w:val="clear"/>
           <w:lang w:eastAsia="ru-RU"/>
         </w:rPr>
-        <w:t>О</w:t>
-      </w:r>
-      <w:r>
-        <w:rPr>
-          <w:rFonts w:eastAsia="Times New Roman" w:cs="Arial" w:ascii="Arial" w:hAnsi="Arial"/>
-          <w:b/>
-          <w:bCs/>
-          <w:color w:val="1A1A1A"/>
-          <w:sz w:val="24"/>
-          <w:szCs w:val="24"/>
-          <w:u w:val="single"/>
-          <w:shd w:fill="FFFF00" w:val="clear"/>
-          <w:lang w:eastAsia="ru-RU"/>
-        </w:rPr>
-        <w:t>тказоустойчивость ЭВМ</w:t>
+        <w:t>Отказоустойчивость ЭВМ</w:t>
       </w:r>
       <w:r>
         <w:rPr>
@@ -2244,21 +1951,7 @@
           <w:shd w:fill="FFFF00" w:val="clear"/>
           <w:lang w:eastAsia="ru-RU"/>
         </w:rPr>
-        <w:t>М</w:t>
-      </w:r>
-      <w:r>
-        <w:rPr>
-          <w:rFonts w:eastAsia="Times New Roman" w:cs="Arial" w:ascii="Arial" w:hAnsi="Arial"/>
-          <w:b/>
-          <w:bCs/>
-          <w:color w:val="1A1A1A"/>
-          <w:sz w:val="24"/>
-          <w:szCs w:val="24"/>
-          <w:u w:val="single"/>
-          <w:shd w:fill="FFFF00" w:val="clear"/>
-          <w:lang w:eastAsia="ru-RU"/>
-        </w:rPr>
-        <w:t>асштабируемость ЭВМ</w:t>
+        <w:t>Масштабируемость ЭВМ</w:t>
       </w:r>
       <w:r>
         <w:rPr>
@@ -2322,20 +2015,7 @@
           <w:shd w:fill="FFFF00" w:val="clear"/>
           <w:lang w:eastAsia="ru-RU"/>
         </w:rPr>
-        <w:t>П</w:t>
-      </w:r>
-      <w:r>
-        <w:rPr>
-          <w:rFonts w:eastAsia="Times New Roman" w:cs="Arial" w:ascii="Arial" w:hAnsi="Arial"/>
-          <w:b/>
-          <w:color w:val="1A1A1A"/>
-          <w:sz w:val="24"/>
-          <w:szCs w:val="24"/>
-          <w:u w:val="single"/>
-          <w:shd w:fill="FFFF00" w:val="clear"/>
-          <w:lang w:eastAsia="ru-RU"/>
-        </w:rPr>
-        <w:t>ользовательское время центрального процессора</w:t>
+        <w:t>Пользовательское время центрального процессора</w:t>
       </w:r>
       <w:r>
         <w:rPr>
@@ -2463,20 +2143,7 @@
           <w:shd w:fill="FFFF00" w:val="clear"/>
           <w:lang w:eastAsia="ru-RU"/>
         </w:rPr>
-        <w:t>Т</w:t>
-      </w:r>
-      <w:r>
-        <w:rPr>
-          <w:rFonts w:eastAsia="Times New Roman" w:cs="Arial" w:ascii="Arial" w:hAnsi="Arial"/>
-          <w:b/>
-          <w:color w:val="1A1A1A"/>
-          <w:sz w:val="24"/>
-          <w:szCs w:val="24"/>
-          <w:u w:val="single"/>
-          <w:shd w:fill="FFFF00" w:val="clear"/>
-          <w:lang w:eastAsia="ru-RU"/>
-        </w:rPr>
-        <w:t>акт синхронизации</w:t>
+        <w:t>Такт синхронизации</w:t>
       </w:r>
       <w:r>
         <w:rPr>
@@ -2541,21 +2208,7 @@
           <w:shd w:fill="FFFF00" w:val="clear"/>
           <w:lang w:eastAsia="ru-RU"/>
         </w:rPr>
-        <w:t>П</w:t>
-      </w:r>
-      <w:r>
-        <w:rPr>
-          <w:rFonts w:eastAsia="Times New Roman" w:cs="Arial" w:ascii="Arial" w:hAnsi="Arial"/>
-          <w:b/>
-          <w:bCs/>
-          <w:color w:val="1A1A1A"/>
-          <w:sz w:val="24"/>
-          <w:szCs w:val="24"/>
-          <w:u w:val="single"/>
-          <w:shd w:fill="FFFF00" w:val="clear"/>
-          <w:lang w:eastAsia="ru-RU"/>
-        </w:rPr>
-        <w:t>ериод синхронизации</w:t>
+        <w:t>Период синхронизации</w:t>
       </w:r>
       <w:r>
         <w:rPr>
@@ -3803,25 +3456,37 @@
         </w:rPr>
       </w:pPr>
       <w:r>
-        <w:rPr/>
-      </w:r>
-    </w:p>
-    <w:p>
-      <w:pPr>
-        <w:pStyle w:val="ListParagraph"/>
-        <w:shd w:val="clear" w:color="auto" w:fill="FFFFFF"/>
-        <w:spacing w:lineRule="auto" w:line="240" w:before="0" w:after="0"/>
-        <w:contextualSpacing/>
-        <w:rPr>
-          <w:rFonts w:ascii="Arial" w:hAnsi="Arial" w:eastAsia="Times New Roman" w:cs="Arial"/>
-          <w:color w:val="1A1A1A"/>
-          <w:sz w:val="24"/>
-          <w:szCs w:val="24"/>
-          <w:lang w:eastAsia="ru-RU"/>
-        </w:rPr>
-      </w:pPr>
-      <w:r>
-        <w:rPr/>
+        <w:rPr>
+          <w:rFonts w:eastAsia="Times New Roman" w:cs="Arial" w:ascii="Arial" w:hAnsi="Arial"/>
+          <w:color w:val="1A1A1A"/>
+          <w:sz w:val="24"/>
+          <w:szCs w:val="24"/>
+          <w:lang w:eastAsia="ru-RU"/>
+        </w:rPr>
+      </w:r>
+    </w:p>
+    <w:p>
+      <w:pPr>
+        <w:pStyle w:val="ListParagraph"/>
+        <w:shd w:val="clear" w:color="auto" w:fill="FFFFFF"/>
+        <w:spacing w:lineRule="auto" w:line="240" w:before="0" w:after="0"/>
+        <w:contextualSpacing/>
+        <w:rPr>
+          <w:rFonts w:ascii="Arial" w:hAnsi="Arial" w:eastAsia="Times New Roman" w:cs="Arial"/>
+          <w:color w:val="1A1A1A"/>
+          <w:sz w:val="24"/>
+          <w:szCs w:val="24"/>
+          <w:lang w:eastAsia="ru-RU"/>
+        </w:rPr>
+      </w:pPr>
+      <w:r>
+        <w:rPr>
+          <w:rFonts w:eastAsia="Times New Roman" w:cs="Arial" w:ascii="Arial" w:hAnsi="Arial"/>
+          <w:color w:val="1A1A1A"/>
+          <w:sz w:val="24"/>
+          <w:szCs w:val="24"/>
+          <w:lang w:eastAsia="ru-RU"/>
+        </w:rPr>
       </w:r>
     </w:p>
     <w:p>
@@ -4314,27 +3979,7 @@
           <w:szCs w:val="24"/>
           <w:lang w:eastAsia="ru-RU"/>
         </w:rPr>
-        <w:t>Состоит из: АЛУ, УУ, магистраль процессора(шина), набор</w:t>
-      </w:r>
-      <w:r>
-        <w:rPr>
-          <w:rFonts w:eastAsia="Times New Roman" w:cs="Arial" w:ascii="Arial" w:hAnsi="Arial"/>
-          <w:color w:val="1A1A1A"/>
-          <w:sz w:val="24"/>
-          <w:szCs w:val="24"/>
-          <w:lang w:eastAsia="ru-RU"/>
-        </w:rPr>
-        <w:t>ы</w:t>
-      </w:r>
-      <w:r>
-        <w:rPr>
-          <w:rFonts w:eastAsia="Times New Roman" w:cs="Arial" w:ascii="Arial" w:hAnsi="Arial"/>
-          <w:color w:val="1A1A1A"/>
-          <w:sz w:val="24"/>
-          <w:szCs w:val="24"/>
-          <w:lang w:eastAsia="ru-RU"/>
-        </w:rPr>
-        <w:t xml:space="preserve"> регистров, УУ системной магистралью ЭВМ.</w:t>
+        <w:t>Состоит из: АЛУ, УУ, магистраль процессора(шина), наборы регистров, УУ системной магистралью ЭВМ.</w:t>
       </w:r>
     </w:p>
     <w:p>
@@ -4443,25 +4088,37 @@
         </w:rPr>
       </w:pPr>
       <w:r>
-        <w:rPr/>
-      </w:r>
-    </w:p>
-    <w:p>
-      <w:pPr>
-        <w:pStyle w:val="ListParagraph"/>
-        <w:shd w:val="clear" w:color="auto" w:fill="FFFFFF"/>
-        <w:spacing w:lineRule="auto" w:line="240" w:before="0" w:after="0"/>
-        <w:contextualSpacing/>
-        <w:rPr>
-          <w:rFonts w:ascii="Arial" w:hAnsi="Arial" w:eastAsia="Times New Roman" w:cs="Arial"/>
-          <w:color w:val="1A1A1A"/>
-          <w:sz w:val="24"/>
-          <w:szCs w:val="24"/>
-          <w:lang w:eastAsia="ru-RU"/>
-        </w:rPr>
-      </w:pPr>
-      <w:r>
-        <w:rPr/>
+        <w:rPr>
+          <w:rFonts w:eastAsia="Times New Roman" w:cs="Arial" w:ascii="Arial" w:hAnsi="Arial"/>
+          <w:color w:val="1A1A1A"/>
+          <w:sz w:val="24"/>
+          <w:szCs w:val="24"/>
+          <w:lang w:eastAsia="ru-RU"/>
+        </w:rPr>
+      </w:r>
+    </w:p>
+    <w:p>
+      <w:pPr>
+        <w:pStyle w:val="ListParagraph"/>
+        <w:shd w:val="clear" w:color="auto" w:fill="FFFFFF"/>
+        <w:spacing w:lineRule="auto" w:line="240" w:before="0" w:after="0"/>
+        <w:contextualSpacing/>
+        <w:rPr>
+          <w:rFonts w:ascii="Arial" w:hAnsi="Arial" w:eastAsia="Times New Roman" w:cs="Arial"/>
+          <w:color w:val="1A1A1A"/>
+          <w:sz w:val="24"/>
+          <w:szCs w:val="24"/>
+          <w:lang w:eastAsia="ru-RU"/>
+        </w:rPr>
+      </w:pPr>
+      <w:r>
+        <w:rPr>
+          <w:rFonts w:eastAsia="Times New Roman" w:cs="Arial" w:ascii="Arial" w:hAnsi="Arial"/>
+          <w:color w:val="1A1A1A"/>
+          <w:sz w:val="24"/>
+          <w:szCs w:val="24"/>
+          <w:lang w:eastAsia="ru-RU"/>
+        </w:rPr>
       </w:r>
     </w:p>
     <w:p>
@@ -4538,7 +4195,7 @@
       <w:pPr>
         <w:pStyle w:val="Blockblock3c"/>
         <w:shd w:val="clear" w:color="auto" w:fill="FFFFFF"/>
-        <w:spacing w:lineRule="atLeast" w:line="420" w:beforeAutospacing="0" w:before="90" w:afterAutospacing="0" w:after="300"/>
+        <w:spacing w:lineRule="atLeast" w:line="420" w:beforeAutospacing="0" w:before="0" w:afterAutospacing="0" w:after="0"/>
         <w:ind w:left="720" w:hanging="0"/>
         <w:rPr>
           <w:rFonts w:ascii="Helvetica" w:hAnsi="Helvetica" w:cs="Helvetica"/>
@@ -4566,7 +4223,7 @@
       <w:pPr>
         <w:pStyle w:val="Blockblock3c"/>
         <w:shd w:val="clear" w:color="auto" w:fill="FFFFFF"/>
-        <w:spacing w:lineRule="atLeast" w:line="420" w:beforeAutospacing="0" w:before="90" w:afterAutospacing="0" w:after="300"/>
+        <w:spacing w:lineRule="atLeast" w:line="420" w:beforeAutospacing="0" w:before="0" w:afterAutospacing="0" w:after="0"/>
         <w:ind w:left="720" w:hanging="0"/>
         <w:rPr>
           <w:rFonts w:ascii="Helvetica" w:hAnsi="Helvetica" w:cs="Helvetica"/>
@@ -4589,89 +4246,101 @@
       <w:pPr>
         <w:pStyle w:val="Blockblock3c"/>
         <w:shd w:val="clear" w:color="auto" w:fill="FFFFFF"/>
-        <w:spacing w:lineRule="atLeast" w:line="420" w:beforeAutospacing="0" w:before="90" w:afterAutospacing="0" w:after="300"/>
+        <w:spacing w:lineRule="atLeast" w:line="420" w:beforeAutospacing="0" w:before="0" w:afterAutospacing="0" w:after="0"/>
         <w:ind w:left="720" w:hanging="0"/>
         <w:rPr>
           <w:rFonts w:ascii="Helvetica" w:hAnsi="Helvetica" w:cs="Helvetica"/>
-          <w:b/>
-          <w:b/>
-          <w:bCs/>
           <w:color w:val="000000"/>
           <w:sz w:val="26"/>
           <w:szCs w:val="26"/>
         </w:rPr>
       </w:pPr>
       <w:r>
-        <w:rPr>
-          <w:rFonts w:cs="Helvetica" w:ascii="Helvetica" w:hAnsi="Helvetica"/>
+        <w:rPr/>
+      </w:r>
+    </w:p>
+    <w:p>
+      <w:pPr>
+        <w:pStyle w:val="Blockblock3c"/>
+        <w:shd w:val="clear" w:color="auto" w:fill="FFFFFF"/>
+        <w:spacing w:lineRule="atLeast" w:line="420" w:beforeAutospacing="0" w:before="0" w:afterAutospacing="0" w:after="0"/>
+        <w:ind w:left="720" w:hanging="0"/>
+        <w:rPr>
+          <w:rFonts w:ascii="Helvetica" w:hAnsi="Helvetica" w:cs="Helvetica"/>
+          <w:b/>
           <w:b/>
           <w:bCs/>
           <w:color w:val="000000"/>
           <w:sz w:val="26"/>
           <w:szCs w:val="26"/>
         </w:rPr>
-        <w:t>Регистры</w:t>
-      </w:r>
-    </w:p>
-    <w:p>
-      <w:pPr>
-        <w:pStyle w:val="Blockblock3c"/>
-        <w:shd w:val="clear" w:color="auto" w:fill="FFFFFF"/>
-        <w:spacing w:lineRule="atLeast" w:line="420" w:beforeAutospacing="0" w:before="90" w:afterAutospacing="0" w:after="300"/>
-        <w:ind w:left="720" w:hanging="0"/>
-        <w:rPr>
-          <w:rFonts w:ascii="Helvetica" w:hAnsi="Helvetica" w:cs="Helvetica"/>
+      </w:pPr>
+      <w:r>
+        <w:rPr>
+          <w:rFonts w:cs="Helvetica" w:ascii="Helvetica" w:hAnsi="Helvetica"/>
+          <w:b/>
+          <w:bCs/>
           <w:color w:val="000000"/>
           <w:sz w:val="26"/>
           <w:szCs w:val="26"/>
         </w:rPr>
-      </w:pPr>
-      <w:r>
-        <w:rPr>
-          <w:rFonts w:cs="Helvetica" w:ascii="Helvetica" w:hAnsi="Helvetica"/>
+        <w:t>Регистры</w:t>
+      </w:r>
+    </w:p>
+    <w:p>
+      <w:pPr>
+        <w:pStyle w:val="Blockblock3c"/>
+        <w:shd w:val="clear" w:color="auto" w:fill="FFFFFF"/>
+        <w:spacing w:lineRule="atLeast" w:line="420" w:beforeAutospacing="0" w:before="0" w:afterAutospacing="0" w:after="0"/>
+        <w:ind w:left="720" w:hanging="0"/>
+        <w:rPr>
+          <w:rFonts w:ascii="Helvetica" w:hAnsi="Helvetica" w:cs="Helvetica"/>
           <w:color w:val="000000"/>
           <w:sz w:val="26"/>
           <w:szCs w:val="26"/>
         </w:rPr>
-        <w:t>Регистры — это маленькие устройства памяти, в которых ЦП сохраняет данные, используемые для выполнения команд. Алгоритм работы ЦП также включает использование регистров для хранения различных значений, таких как адреса памяти, указатели стека и т.д.</w:t>
-      </w:r>
-    </w:p>
-    <w:p>
-      <w:pPr>
-        <w:pStyle w:val="Blockblock3c"/>
-        <w:shd w:val="clear" w:color="auto" w:fill="FFFFFF"/>
-        <w:spacing w:lineRule="atLeast" w:line="420" w:beforeAutospacing="0" w:before="90" w:afterAutospacing="0" w:after="300"/>
-        <w:ind w:left="720" w:hanging="0"/>
-        <w:rPr>
-          <w:rFonts w:ascii="Helvetica" w:hAnsi="Helvetica" w:cs="Helvetica"/>
-          <w:b/>
-          <w:b/>
-          <w:bCs/>
+      </w:pPr>
+      <w:r>
+        <w:rPr>
+          <w:rFonts w:cs="Helvetica" w:ascii="Helvetica" w:hAnsi="Helvetica"/>
           <w:color w:val="000000"/>
           <w:sz w:val="26"/>
           <w:szCs w:val="26"/>
         </w:rPr>
-      </w:pPr>
-      <w:r>
-        <w:rPr>
-          <w:rFonts w:cs="Helvetica" w:ascii="Helvetica" w:hAnsi="Helvetica"/>
+        <w:t>Регистры — это маленькие устройства памяти, в которых ЦП сохраняет данные, используемые для выполнения команд. Алгоритм работы ЦП также включает использование регистров для хранения различных значений, таких как адреса памяти, указатели стека и т.д.</w:t>
+      </w:r>
+    </w:p>
+    <w:p>
+      <w:pPr>
+        <w:pStyle w:val="Blockblock3c"/>
+        <w:shd w:val="clear" w:color="auto" w:fill="FFFFFF"/>
+        <w:spacing w:lineRule="atLeast" w:line="420" w:beforeAutospacing="0" w:before="0" w:afterAutospacing="0" w:after="0"/>
+        <w:ind w:left="720" w:hanging="0"/>
+        <w:rPr>
+          <w:rFonts w:ascii="Helvetica" w:hAnsi="Helvetica" w:cs="Helvetica"/>
+          <w:b/>
           <w:b/>
           <w:bCs/>
           <w:color w:val="000000"/>
           <w:sz w:val="26"/>
           <w:szCs w:val="26"/>
         </w:rPr>
-        <w:t>Поиск данных</w:t>
+      </w:pPr>
+      <w:r>
+        <w:rPr/>
       </w:r>
     </w:p>
     <w:p>
       <w:pPr>
         <w:pStyle w:val="Blockblock3c"/>
         <w:shd w:val="clear" w:color="auto" w:fill="FFFFFF"/>
-        <w:spacing w:lineRule="atLeast" w:line="420" w:beforeAutospacing="0" w:before="90" w:afterAutospacing="0" w:after="300"/>
+        <w:spacing w:lineRule="atLeast" w:line="420" w:beforeAutospacing="0" w:before="0" w:afterAutospacing="0" w:after="0"/>
         <w:ind w:left="720" w:hanging="0"/>
         <w:rPr>
           <w:rFonts w:ascii="Helvetica" w:hAnsi="Helvetica" w:cs="Helvetica"/>
+          <w:b/>
+          <w:b/>
+          <w:bCs/>
           <w:color w:val="000000"/>
           <w:sz w:val="26"/>
           <w:szCs w:val="26"/>
@@ -4680,24 +4349,23 @@
       <w:r>
         <w:rPr>
           <w:rFonts w:cs="Helvetica" w:ascii="Helvetica" w:hAnsi="Helvetica"/>
+          <w:b/>
+          <w:bCs/>
           <w:color w:val="000000"/>
           <w:sz w:val="26"/>
           <w:szCs w:val="26"/>
         </w:rPr>
-        <w:t>Процессор ищет данные в памяти путем указания адреса памяти, в котором они находятся. Алгоритм работы ЦП состоит в следующем: указывается адрес, процессор считывает данные по этому адресу, затем эти данные передаются в регистр для выполнения команд.</w:t>
+        <w:t>Поиск данных</w:t>
       </w:r>
     </w:p>
     <w:p>
       <w:pPr>
         <w:pStyle w:val="Blockblock3c"/>
         <w:shd w:val="clear" w:color="auto" w:fill="FFFFFF"/>
-        <w:spacing w:lineRule="atLeast" w:line="420" w:beforeAutospacing="0" w:before="90" w:afterAutospacing="0" w:after="300"/>
+        <w:spacing w:lineRule="atLeast" w:line="420" w:beforeAutospacing="0" w:before="0" w:afterAutospacing="0" w:after="0"/>
         <w:ind w:left="720" w:hanging="0"/>
         <w:rPr>
           <w:rFonts w:ascii="Helvetica" w:hAnsi="Helvetica" w:cs="Helvetica"/>
-          <w:b/>
-          <w:b/>
-          <w:bCs/>
           <w:color w:val="000000"/>
           <w:sz w:val="26"/>
           <w:szCs w:val="26"/>
@@ -4706,54 +4374,82 @@
       <w:r>
         <w:rPr>
           <w:rFonts w:cs="Helvetica" w:ascii="Helvetica" w:hAnsi="Helvetica"/>
-          <w:b/>
-          <w:bCs/>
           <w:color w:val="000000"/>
           <w:sz w:val="26"/>
           <w:szCs w:val="26"/>
         </w:rPr>
-        <w:t>Управление переходом</w:t>
+        <w:t>Процессор ищет данные в памяти путем указания адреса памяти, в котором они находятся. Алгоритм работы ЦП состоит в следующем: указывается адрес, процессор считывает данные по этому адресу, затем эти данные передаются в регистр для выполнения команд.</w:t>
       </w:r>
     </w:p>
     <w:p>
       <w:pPr>
         <w:pStyle w:val="Blockblock3c"/>
         <w:shd w:val="clear" w:color="auto" w:fill="FFFFFF"/>
-        <w:spacing w:lineRule="atLeast" w:line="420" w:beforeAutospacing="0" w:before="90" w:afterAutospacing="0" w:after="300"/>
+        <w:spacing w:lineRule="atLeast" w:line="420" w:beforeAutospacing="0" w:before="0" w:afterAutospacing="0" w:after="0"/>
         <w:ind w:left="720" w:hanging="0"/>
         <w:rPr>
           <w:rFonts w:ascii="Helvetica" w:hAnsi="Helvetica" w:cs="Helvetica"/>
+          <w:b/>
+          <w:b/>
+          <w:bCs/>
           <w:color w:val="000000"/>
           <w:sz w:val="26"/>
           <w:szCs w:val="26"/>
         </w:rPr>
       </w:pPr>
       <w:r>
-        <w:rPr>
-          <w:rFonts w:cs="Helvetica" w:ascii="Helvetica" w:hAnsi="Helvetica"/>
+        <w:rPr/>
+      </w:r>
+    </w:p>
+    <w:p>
+      <w:pPr>
+        <w:pStyle w:val="Blockblock3c"/>
+        <w:shd w:val="clear" w:color="auto" w:fill="FFFFFF"/>
+        <w:spacing w:lineRule="atLeast" w:line="420" w:beforeAutospacing="0" w:before="0" w:afterAutospacing="0" w:after="0"/>
+        <w:ind w:left="720" w:hanging="0"/>
+        <w:rPr>
+          <w:rFonts w:ascii="Helvetica" w:hAnsi="Helvetica" w:cs="Helvetica"/>
+          <w:b/>
+          <w:b/>
+          <w:bCs/>
           <w:color w:val="000000"/>
           <w:sz w:val="26"/>
           <w:szCs w:val="26"/>
         </w:rPr>
-        <w:t>В алгоритм работ</w:t>
-      </w:r>
+      </w:pPr>
       <w:r>
         <w:rPr>
           <w:rFonts w:cs="Helvetica" w:ascii="Helvetica" w:hAnsi="Helvetica"/>
+          <w:b/>
+          <w:bCs/>
           <w:color w:val="000000"/>
           <w:sz w:val="26"/>
           <w:szCs w:val="26"/>
         </w:rPr>
-        <w:t>ы</w:t>
-      </w:r>
-      <w:r>
-        <w:rPr>
-          <w:rFonts w:cs="Helvetica" w:ascii="Helvetica" w:hAnsi="Helvetica"/>
+        <w:t>Управление переходом</w:t>
+      </w:r>
+    </w:p>
+    <w:p>
+      <w:pPr>
+        <w:pStyle w:val="Blockblock3c"/>
+        <w:shd w:val="clear" w:color="auto" w:fill="FFFFFF"/>
+        <w:spacing w:lineRule="atLeast" w:line="420" w:beforeAutospacing="0" w:before="0" w:afterAutospacing="0" w:after="0"/>
+        <w:ind w:left="720" w:hanging="0"/>
+        <w:rPr>
+          <w:rFonts w:ascii="Helvetica" w:hAnsi="Helvetica" w:cs="Helvetica"/>
           <w:color w:val="000000"/>
           <w:sz w:val="26"/>
           <w:szCs w:val="26"/>
         </w:rPr>
-        <w:t xml:space="preserve"> ЦП также входит управление переходами. Это означает, что процессор может переходить от одной команды программы к другой. Это может происходить, если программа содержит условный оператор, или если программа вызывает функцию или процедуру.</w:t>
+      </w:pPr>
+      <w:r>
+        <w:rPr>
+          <w:rFonts w:cs="Helvetica" w:ascii="Helvetica" w:hAnsi="Helvetica"/>
+          <w:color w:val="000000"/>
+          <w:sz w:val="26"/>
+          <w:szCs w:val="26"/>
+        </w:rPr>
+        <w:t>В алгоритм работы ЦП также входит управление переходами. Это означает, что процессор может переходить от одной команды программы к другой. Это может происходить, если программа содержит условный оператор, или если программа вызывает функцию или процедуру.</w:t>
       </w:r>
     </w:p>
     <w:p>
@@ -4976,25 +4672,37 @@
         </w:rPr>
       </w:pPr>
       <w:r>
-        <w:rPr/>
-      </w:r>
-    </w:p>
-    <w:p>
-      <w:pPr>
-        <w:pStyle w:val="ListParagraph"/>
-        <w:shd w:val="clear" w:color="auto" w:fill="FFFFFF"/>
-        <w:spacing w:lineRule="auto" w:line="240" w:before="0" w:after="0"/>
-        <w:contextualSpacing/>
-        <w:rPr>
-          <w:rFonts w:ascii="Arial" w:hAnsi="Arial" w:eastAsia="Times New Roman" w:cs="Arial"/>
-          <w:color w:val="1A1A1A"/>
-          <w:sz w:val="24"/>
-          <w:szCs w:val="24"/>
-          <w:lang w:eastAsia="ru-RU"/>
-        </w:rPr>
-      </w:pPr>
-      <w:r>
-        <w:rPr/>
+        <w:rPr>
+          <w:rFonts w:eastAsia="Times New Roman" w:cs="Arial" w:ascii="Arial" w:hAnsi="Arial"/>
+          <w:color w:val="1A1A1A"/>
+          <w:sz w:val="24"/>
+          <w:szCs w:val="24"/>
+          <w:lang w:eastAsia="ru-RU"/>
+        </w:rPr>
+      </w:r>
+    </w:p>
+    <w:p>
+      <w:pPr>
+        <w:pStyle w:val="ListParagraph"/>
+        <w:shd w:val="clear" w:color="auto" w:fill="FFFFFF"/>
+        <w:spacing w:lineRule="auto" w:line="240" w:before="0" w:after="0"/>
+        <w:contextualSpacing/>
+        <w:rPr>
+          <w:rFonts w:ascii="Arial" w:hAnsi="Arial" w:eastAsia="Times New Roman" w:cs="Arial"/>
+          <w:color w:val="1A1A1A"/>
+          <w:sz w:val="24"/>
+          <w:szCs w:val="24"/>
+          <w:lang w:eastAsia="ru-RU"/>
+        </w:rPr>
+      </w:pPr>
+      <w:r>
+        <w:rPr>
+          <w:rFonts w:eastAsia="Times New Roman" w:cs="Arial" w:ascii="Arial" w:hAnsi="Arial"/>
+          <w:color w:val="1A1A1A"/>
+          <w:sz w:val="24"/>
+          <w:szCs w:val="24"/>
+          <w:lang w:eastAsia="ru-RU"/>
+        </w:rPr>
       </w:r>
     </w:p>
     <w:p>
@@ -5234,7 +4942,10 @@
         </w:rPr>
       </w:pPr>
       <w:r>
-        <w:rPr/>
+        <w:rPr>
+          <w:rFonts w:cs="Arial" w:ascii="Arial" w:hAnsi="Arial"/>
+          <w:color w:val="000000"/>
+        </w:rPr>
       </w:r>
     </w:p>
     <w:p>
@@ -5250,7 +4961,10 @@
         </w:rPr>
       </w:pPr>
       <w:r>
-        <w:rPr/>
+        <w:rPr>
+          <w:rFonts w:cs="Arial" w:ascii="Arial" w:hAnsi="Arial"/>
+          <w:color w:val="000000"/>
+        </w:rPr>
       </w:r>
     </w:p>
     <w:p>
@@ -5310,7 +5024,25 @@
           <w:szCs w:val="24"/>
           <w:shd w:fill="FFFFFF" w:val="clear"/>
         </w:rPr>
-        <w:t>Принцип работы магнитных запоминающих устройств основаны на способах хранения информации с использованием магнитных свойств материалов. Как правило, магнитные запоминающие устройства состоят из собственно устройств чтения/записи информации и магнитного носителя, на который, непосредственно, осуществляется запись и с которого считывается информация. Магнитные запоминающие устройства принято делить на виды в связи с исполнением, физико-техническими характеристиками носителя информации и т.д. Наиболее часто различают: дисковые устройства и ленточные устройства. Общая технология магнитных запоминающих устройств состоит в намагничивании переменным магнитным полем участков носителя и считывания информации, закодированной как области переменной намагниченности. Дисковые носители, как правило, намагничиваются вдоль концентрических полей - дорожек, расположенных по всей плоскости круглого носителя. Ленточные носители имеют продольно расположенные поля - дорожки. Запись производится, как правило, в цифровом коде. Намагничивание достигается за счет создания переменного магнитного поля при помощи головок чтения/записи. Головки представляют собой два или более магнитных управляемых контура с сердечниками, на обмотки которых подается переменное напряжение. Изменение полярности напряжения вызывает изменение направления линий магнитной индукции магнитного поля и, при намагничивании носителя, означает смену значения бита информации с 1 на 0 или с 0 на 1</w:t>
+        <w:t>Принцип</w:t>
+      </w:r>
+      <w:r>
+        <w:rPr>
+          <w:rFonts w:cs="Arial" w:ascii="Arial" w:hAnsi="Arial"/>
+          <w:sz w:val="24"/>
+          <w:szCs w:val="24"/>
+          <w:shd w:fill="FFFFFF" w:val="clear"/>
+        </w:rPr>
+        <w:t>ы</w:t>
+      </w:r>
+      <w:r>
+        <w:rPr>
+          <w:rFonts w:cs="Arial" w:ascii="Arial" w:hAnsi="Arial"/>
+          <w:sz w:val="24"/>
+          <w:szCs w:val="24"/>
+          <w:shd w:fill="FFFFFF" w:val="clear"/>
+        </w:rPr>
+        <w:t xml:space="preserve"> работы магнитных запоминающих устройств основаны на способах хранения информации с использованием магнитных свойств материалов. Как правило, магнитные запоминающие устройства состоят из собственно устройств чтения/записи информации и магнитного носителя, на который, непосредственно, осуществляется запись и с которого считывается информация. Магнитные запоминающие устройства принято делить на виды в связи с исполнением, физико-техническими характеристиками носителя информации и т.д. Наиболее часто различают: дисковые устройства и ленточные устройства. Общая технология магнитных запоминающих устройств состоит в намагничивании переменным магнитным полем участков носителя и считывания информации, закодированной как области переменной намагниченности. Дисковые носители, как правило, намагничиваются вдоль концентрических полей - дорожек, расположенных по всей плоскости круглого носителя. Ленточные носители имеют продольно расположенные поля - дорожки. Запись производится, как правило, в цифровом коде. Намагничивание достигается за счет создания переменного магнитного поля при помощи головок чтения/записи. Головки представляют собой два или более магнитных управляемых контура с сердечниками, на обмотки которых подается переменное напряжение. Изменение полярности напряжения вызывает изменение направления линий магнитной индукции магнитного поля и, при намагничивании носителя, означает смену значения бита информации с 1 на 0 или с 0 на 1</w:t>
       </w:r>
       <w:r>
         <w:rPr>
@@ -5337,25 +5069,37 @@
         </w:rPr>
       </w:pPr>
       <w:r>
-        <w:rPr/>
-      </w:r>
-    </w:p>
-    <w:p>
-      <w:pPr>
-        <w:pStyle w:val="ListParagraph"/>
-        <w:shd w:val="clear" w:color="auto" w:fill="FFFFFF"/>
-        <w:spacing w:lineRule="auto" w:line="240" w:before="0" w:after="0"/>
-        <w:contextualSpacing/>
-        <w:rPr>
-          <w:rFonts w:ascii="Arial" w:hAnsi="Arial" w:eastAsia="Times New Roman" w:cs="Arial"/>
-          <w:color w:val="1A1A1A"/>
-          <w:sz w:val="24"/>
-          <w:szCs w:val="24"/>
-          <w:lang w:eastAsia="ru-RU"/>
-        </w:rPr>
-      </w:pPr>
-      <w:r>
-        <w:rPr/>
+        <w:rPr>
+          <w:rFonts w:eastAsia="Times New Roman" w:cs="Arial" w:ascii="Arial" w:hAnsi="Arial"/>
+          <w:color w:val="1A1A1A"/>
+          <w:sz w:val="24"/>
+          <w:szCs w:val="24"/>
+          <w:lang w:eastAsia="ru-RU"/>
+        </w:rPr>
+      </w:r>
+    </w:p>
+    <w:p>
+      <w:pPr>
+        <w:pStyle w:val="ListParagraph"/>
+        <w:shd w:val="clear" w:color="auto" w:fill="FFFFFF"/>
+        <w:spacing w:lineRule="auto" w:line="240" w:before="0" w:after="0"/>
+        <w:contextualSpacing/>
+        <w:rPr>
+          <w:rFonts w:ascii="Arial" w:hAnsi="Arial" w:eastAsia="Times New Roman" w:cs="Arial"/>
+          <w:color w:val="1A1A1A"/>
+          <w:sz w:val="24"/>
+          <w:szCs w:val="24"/>
+          <w:lang w:eastAsia="ru-RU"/>
+        </w:rPr>
+      </w:pPr>
+      <w:r>
+        <w:rPr>
+          <w:rFonts w:eastAsia="Times New Roman" w:cs="Arial" w:ascii="Arial" w:hAnsi="Arial"/>
+          <w:color w:val="1A1A1A"/>
+          <w:sz w:val="24"/>
+          <w:szCs w:val="24"/>
+          <w:lang w:eastAsia="ru-RU"/>
+        </w:rPr>
       </w:r>
     </w:p>
     <w:p>
@@ -5423,29 +5167,47 @@
         </w:rPr>
       </w:pPr>
       <w:r>
-        <w:rPr/>
-      </w:r>
-    </w:p>
-    <w:p>
-      <w:pPr>
-        <w:pStyle w:val="ListParagraph"/>
-        <w:shd w:val="clear" w:color="auto" w:fill="FFFFFF"/>
-        <w:spacing w:lineRule="auto" w:line="240" w:before="0" w:after="0"/>
-        <w:contextualSpacing/>
-        <w:rPr>
-          <w:rFonts w:ascii="Arial" w:hAnsi="Arial" w:eastAsia="Times New Roman" w:cs="Arial"/>
-          <w:b/>
-          <w:b/>
-          <w:bCs/>
-          <w:color w:val="1A1A1A"/>
-          <w:sz w:val="24"/>
-          <w:szCs w:val="24"/>
-          <w:u w:val="single"/>
-          <w:lang w:eastAsia="ru-RU"/>
-        </w:rPr>
-      </w:pPr>
-      <w:r>
-        <w:rPr/>
+        <w:rPr>
+          <w:rFonts w:eastAsia="Times New Roman" w:cs="Arial" w:ascii="Arial" w:hAnsi="Arial"/>
+          <w:b/>
+          <w:bCs/>
+          <w:color w:val="1A1A1A"/>
+          <w:sz w:val="24"/>
+          <w:szCs w:val="24"/>
+          <w:u w:val="single"/>
+          <w:lang w:eastAsia="ru-RU"/>
+        </w:rPr>
+      </w:r>
+    </w:p>
+    <w:p>
+      <w:pPr>
+        <w:pStyle w:val="ListParagraph"/>
+        <w:shd w:val="clear" w:color="auto" w:fill="FFFFFF"/>
+        <w:spacing w:lineRule="auto" w:line="240" w:before="0" w:after="0"/>
+        <w:contextualSpacing/>
+        <w:rPr>
+          <w:rFonts w:ascii="Arial" w:hAnsi="Arial" w:eastAsia="Times New Roman" w:cs="Arial"/>
+          <w:b/>
+          <w:b/>
+          <w:bCs/>
+          <w:color w:val="1A1A1A"/>
+          <w:sz w:val="24"/>
+          <w:szCs w:val="24"/>
+          <w:u w:val="single"/>
+          <w:lang w:eastAsia="ru-RU"/>
+        </w:rPr>
+      </w:pPr>
+      <w:r>
+        <w:rPr>
+          <w:rFonts w:eastAsia="Times New Roman" w:cs="Arial" w:ascii="Arial" w:hAnsi="Arial"/>
+          <w:b/>
+          <w:bCs/>
+          <w:color w:val="1A1A1A"/>
+          <w:sz w:val="24"/>
+          <w:szCs w:val="24"/>
+          <w:u w:val="single"/>
+          <w:lang w:eastAsia="ru-RU"/>
+        </w:rPr>
       </w:r>
     </w:p>
     <w:p>
@@ -5518,7 +5280,11 @@
         </w:rPr>
       </w:pPr>
       <w:r>
-        <w:rPr/>
+        <w:rPr>
+          <w:rFonts w:cs="Segoe UI" w:ascii="Segoe UI" w:hAnsi="Segoe UI"/>
+          <w:color w:val="212529"/>
+          <w:shd w:fill="FFFFFF" w:val="clear"/>
+        </w:rPr>
       </w:r>
     </w:p>
     <w:p>
@@ -5534,7 +5300,11 @@
         </w:rPr>
       </w:pPr>
       <w:r>
-        <w:rPr/>
+        <w:rPr>
+          <w:rFonts w:cs="Segoe UI" w:ascii="Segoe UI" w:hAnsi="Segoe UI"/>
+          <w:color w:val="212529"/>
+          <w:shd w:fill="FFFFFF" w:val="clear"/>
+        </w:rPr>
       </w:r>
     </w:p>
     <w:p>
@@ -5989,25 +5759,37 @@
         </w:rPr>
       </w:pPr>
       <w:r>
-        <w:rPr/>
-      </w:r>
-    </w:p>
-    <w:p>
-      <w:pPr>
-        <w:pStyle w:val="ListParagraph"/>
-        <w:shd w:val="clear" w:color="auto" w:fill="FFFFFF"/>
-        <w:spacing w:lineRule="auto" w:line="240" w:before="0" w:after="0"/>
-        <w:contextualSpacing/>
-        <w:rPr>
-          <w:rFonts w:ascii="Arial" w:hAnsi="Arial" w:eastAsia="Times New Roman" w:cs="Arial"/>
-          <w:color w:val="1A1A1A"/>
-          <w:sz w:val="24"/>
-          <w:szCs w:val="24"/>
-          <w:lang w:eastAsia="ru-RU"/>
-        </w:rPr>
-      </w:pPr>
-      <w:r>
-        <w:rPr/>
+        <w:rPr>
+          <w:rFonts w:eastAsia="Times New Roman" w:cs="Arial" w:ascii="Arial" w:hAnsi="Arial"/>
+          <w:color w:val="1A1A1A"/>
+          <w:sz w:val="24"/>
+          <w:szCs w:val="24"/>
+          <w:lang w:eastAsia="ru-RU"/>
+        </w:rPr>
+      </w:r>
+    </w:p>
+    <w:p>
+      <w:pPr>
+        <w:pStyle w:val="ListParagraph"/>
+        <w:shd w:val="clear" w:color="auto" w:fill="FFFFFF"/>
+        <w:spacing w:lineRule="auto" w:line="240" w:before="0" w:after="0"/>
+        <w:contextualSpacing/>
+        <w:rPr>
+          <w:rFonts w:ascii="Arial" w:hAnsi="Arial" w:eastAsia="Times New Roman" w:cs="Arial"/>
+          <w:color w:val="1A1A1A"/>
+          <w:sz w:val="24"/>
+          <w:szCs w:val="24"/>
+          <w:lang w:eastAsia="ru-RU"/>
+        </w:rPr>
+      </w:pPr>
+      <w:r>
+        <w:rPr>
+          <w:rFonts w:eastAsia="Times New Roman" w:cs="Arial" w:ascii="Arial" w:hAnsi="Arial"/>
+          <w:color w:val="1A1A1A"/>
+          <w:sz w:val="24"/>
+          <w:szCs w:val="24"/>
+          <w:lang w:eastAsia="ru-RU"/>
+        </w:rPr>
       </w:r>
     </w:p>
     <w:p>
@@ -6161,87 +5943,7 @@
           <w:szCs w:val="24"/>
           <w:lang w:eastAsia="ru-RU"/>
         </w:rPr>
-        <w:t xml:space="preserve"> DVD имеют такой же диаметр, как и CD, но имеют большую плотность записи данных, что позволяет записывать более объемные файлы. Они используются для хранения фильмов, музыки, программного обеспечения и другой информации. DVD имеют различные форматы, такие как DVD-ROM (только для чтения), DVD-R</w:t>
-      </w:r>
-      <w:r>
-        <w:rPr>
-          <w:rFonts w:eastAsia="Times New Roman" w:cs="Arial" w:ascii="Arial" w:hAnsi="Arial"/>
-          <w:color w:val="1A1A1A"/>
-          <w:sz w:val="24"/>
-          <w:szCs w:val="24"/>
-          <w:lang w:eastAsia="ru-RU"/>
-        </w:rPr>
-        <w:t>, DVD+R</w:t>
-      </w:r>
-      <w:r>
-        <w:rPr>
-          <w:rFonts w:eastAsia="Times New Roman" w:cs="Arial" w:ascii="Arial" w:hAnsi="Arial"/>
-          <w:color w:val="1A1A1A"/>
-          <w:sz w:val="24"/>
-          <w:szCs w:val="24"/>
-          <w:lang w:eastAsia="ru-RU"/>
-        </w:rPr>
-        <w:t xml:space="preserve"> (записываемы</w:t>
-      </w:r>
-      <w:r>
-        <w:rPr>
-          <w:rFonts w:eastAsia="Times New Roman" w:cs="Arial" w:ascii="Arial" w:hAnsi="Arial"/>
-          <w:color w:val="1A1A1A"/>
-          <w:sz w:val="24"/>
-          <w:szCs w:val="24"/>
-          <w:lang w:eastAsia="ru-RU"/>
-        </w:rPr>
-        <w:t>е</w:t>
-      </w:r>
-      <w:r>
-        <w:rPr>
-          <w:rFonts w:eastAsia="Times New Roman" w:cs="Arial" w:ascii="Arial" w:hAnsi="Arial"/>
-          <w:color w:val="1A1A1A"/>
-          <w:sz w:val="24"/>
-          <w:szCs w:val="24"/>
-          <w:lang w:eastAsia="ru-RU"/>
-        </w:rPr>
-        <w:t xml:space="preserve"> один раз), DVD-RW</w:t>
-      </w:r>
-      <w:r>
-        <w:rPr>
-          <w:rFonts w:eastAsia="Times New Roman" w:cs="Arial" w:ascii="Arial" w:hAnsi="Arial"/>
-          <w:color w:val="1A1A1A"/>
-          <w:sz w:val="24"/>
-          <w:szCs w:val="24"/>
-          <w:lang w:eastAsia="ru-RU"/>
-        </w:rPr>
-        <w:t>, DVD+RW</w:t>
-      </w:r>
-      <w:r>
-        <w:rPr>
-          <w:rFonts w:eastAsia="Times New Roman" w:cs="Arial" w:ascii="Arial" w:hAnsi="Arial"/>
-          <w:color w:val="1A1A1A"/>
-          <w:sz w:val="24"/>
-          <w:szCs w:val="24"/>
-          <w:lang w:eastAsia="ru-RU"/>
-        </w:rPr>
-        <w:t xml:space="preserve"> (перезаписываемы</w:t>
-      </w:r>
-      <w:r>
-        <w:rPr>
-          <w:rFonts w:eastAsia="Times New Roman" w:cs="Arial" w:ascii="Arial" w:hAnsi="Arial"/>
-          <w:color w:val="1A1A1A"/>
-          <w:sz w:val="24"/>
-          <w:szCs w:val="24"/>
-          <w:lang w:eastAsia="ru-RU"/>
-        </w:rPr>
-        <w:t>е</w:t>
-      </w:r>
-      <w:r>
-        <w:rPr>
-          <w:rFonts w:eastAsia="Times New Roman" w:cs="Arial" w:ascii="Arial" w:hAnsi="Arial"/>
-          <w:color w:val="1A1A1A"/>
-          <w:sz w:val="24"/>
-          <w:szCs w:val="24"/>
-          <w:lang w:eastAsia="ru-RU"/>
-        </w:rPr>
-        <w:t>).</w:t>
+        <w:t xml:space="preserve"> DVD имеют такой же диаметр, как и CD, но имеют большую плотность записи данных, что позволяет записывать более объемные файлы. Они используются для хранения фильмов, музыки, программного обеспечения и другой информации. DVD имеют различные форматы, такие как DVD-ROM (только для чтения), DVD-R, DVD+R (записываемые один раз), DVD-RW, DVD+RW (перезаписываемые).</w:t>
       </w:r>
     </w:p>
     <w:p>
@@ -6379,25 +6081,37 @@
         </w:rPr>
       </w:pPr>
       <w:r>
-        <w:rPr/>
-      </w:r>
-    </w:p>
-    <w:p>
-      <w:pPr>
-        <w:pStyle w:val="ListParagraph"/>
-        <w:shd w:val="clear" w:color="auto" w:fill="FFFFFF"/>
-        <w:spacing w:lineRule="auto" w:line="240" w:before="0" w:after="0"/>
-        <w:contextualSpacing/>
-        <w:rPr>
-          <w:rFonts w:ascii="Arial" w:hAnsi="Arial" w:eastAsia="Times New Roman" w:cs="Arial"/>
-          <w:color w:val="1A1A1A"/>
-          <w:sz w:val="24"/>
-          <w:szCs w:val="24"/>
-          <w:lang w:eastAsia="ru-RU"/>
-        </w:rPr>
-      </w:pPr>
-      <w:r>
-        <w:rPr/>
+        <w:rPr>
+          <w:rFonts w:eastAsia="Times New Roman" w:cs="Arial" w:ascii="Arial" w:hAnsi="Arial"/>
+          <w:color w:val="1A1A1A"/>
+          <w:sz w:val="24"/>
+          <w:szCs w:val="24"/>
+          <w:lang w:eastAsia="ru-RU"/>
+        </w:rPr>
+      </w:r>
+    </w:p>
+    <w:p>
+      <w:pPr>
+        <w:pStyle w:val="ListParagraph"/>
+        <w:shd w:val="clear" w:color="auto" w:fill="FFFFFF"/>
+        <w:spacing w:lineRule="auto" w:line="240" w:before="0" w:after="0"/>
+        <w:contextualSpacing/>
+        <w:rPr>
+          <w:rFonts w:ascii="Arial" w:hAnsi="Arial" w:eastAsia="Times New Roman" w:cs="Arial"/>
+          <w:color w:val="1A1A1A"/>
+          <w:sz w:val="24"/>
+          <w:szCs w:val="24"/>
+          <w:lang w:eastAsia="ru-RU"/>
+        </w:rPr>
+      </w:pPr>
+      <w:r>
+        <w:rPr>
+          <w:rFonts w:eastAsia="Times New Roman" w:cs="Arial" w:ascii="Arial" w:hAnsi="Arial"/>
+          <w:color w:val="1A1A1A"/>
+          <w:sz w:val="24"/>
+          <w:szCs w:val="24"/>
+          <w:lang w:eastAsia="ru-RU"/>
+        </w:rPr>
       </w:r>
     </w:p>
     <w:p>
@@ -6525,25 +6239,37 @@
         </w:rPr>
       </w:pPr>
       <w:r>
-        <w:rPr/>
-      </w:r>
-    </w:p>
-    <w:p>
-      <w:pPr>
-        <w:pStyle w:val="ListParagraph"/>
-        <w:shd w:val="clear" w:color="auto" w:fill="FFFFFF"/>
-        <w:spacing w:lineRule="auto" w:line="240" w:before="0" w:after="0"/>
-        <w:contextualSpacing/>
-        <w:rPr>
-          <w:rFonts w:ascii="Arial" w:hAnsi="Arial" w:eastAsia="Times New Roman" w:cs="Arial"/>
-          <w:color w:val="1A1A1A"/>
-          <w:sz w:val="24"/>
-          <w:szCs w:val="24"/>
-          <w:lang w:eastAsia="ru-RU"/>
-        </w:rPr>
-      </w:pPr>
-      <w:r>
-        <w:rPr/>
+        <w:rPr>
+          <w:rFonts w:eastAsia="Times New Roman" w:cs="Arial" w:ascii="Arial" w:hAnsi="Arial"/>
+          <w:color w:val="1A1A1A"/>
+          <w:sz w:val="24"/>
+          <w:szCs w:val="24"/>
+          <w:lang w:eastAsia="ru-RU"/>
+        </w:rPr>
+      </w:r>
+    </w:p>
+    <w:p>
+      <w:pPr>
+        <w:pStyle w:val="ListParagraph"/>
+        <w:shd w:val="clear" w:color="auto" w:fill="FFFFFF"/>
+        <w:spacing w:lineRule="auto" w:line="240" w:before="0" w:after="0"/>
+        <w:contextualSpacing/>
+        <w:rPr>
+          <w:rFonts w:ascii="Arial" w:hAnsi="Arial" w:eastAsia="Times New Roman" w:cs="Arial"/>
+          <w:color w:val="1A1A1A"/>
+          <w:sz w:val="24"/>
+          <w:szCs w:val="24"/>
+          <w:lang w:eastAsia="ru-RU"/>
+        </w:rPr>
+      </w:pPr>
+      <w:r>
+        <w:rPr>
+          <w:rFonts w:eastAsia="Times New Roman" w:cs="Arial" w:ascii="Arial" w:hAnsi="Arial"/>
+          <w:color w:val="1A1A1A"/>
+          <w:sz w:val="24"/>
+          <w:szCs w:val="24"/>
+          <w:lang w:eastAsia="ru-RU"/>
+        </w:rPr>
       </w:r>
     </w:p>
     <w:p>
@@ -6671,25 +6397,37 @@
         </w:rPr>
       </w:pPr>
       <w:r>
-        <w:rPr/>
-      </w:r>
-    </w:p>
-    <w:p>
-      <w:pPr>
-        <w:pStyle w:val="ListParagraph"/>
-        <w:shd w:val="clear" w:color="auto" w:fill="FFFFFF"/>
-        <w:spacing w:lineRule="auto" w:line="240" w:before="0" w:after="0"/>
-        <w:contextualSpacing/>
-        <w:rPr>
-          <w:rFonts w:ascii="Arial" w:hAnsi="Arial" w:eastAsia="Times New Roman" w:cs="Arial"/>
-          <w:color w:val="1A1A1A"/>
-          <w:sz w:val="24"/>
-          <w:szCs w:val="24"/>
-          <w:lang w:eastAsia="ru-RU"/>
-        </w:rPr>
-      </w:pPr>
-      <w:r>
-        <w:rPr/>
+        <w:rPr>
+          <w:rFonts w:eastAsia="Times New Roman" w:cs="Arial" w:ascii="Arial" w:hAnsi="Arial"/>
+          <w:color w:val="1A1A1A"/>
+          <w:sz w:val="24"/>
+          <w:szCs w:val="24"/>
+          <w:lang w:eastAsia="ru-RU"/>
+        </w:rPr>
+      </w:r>
+    </w:p>
+    <w:p>
+      <w:pPr>
+        <w:pStyle w:val="ListParagraph"/>
+        <w:shd w:val="clear" w:color="auto" w:fill="FFFFFF"/>
+        <w:spacing w:lineRule="auto" w:line="240" w:before="0" w:after="0"/>
+        <w:contextualSpacing/>
+        <w:rPr>
+          <w:rFonts w:ascii="Arial" w:hAnsi="Arial" w:eastAsia="Times New Roman" w:cs="Arial"/>
+          <w:color w:val="1A1A1A"/>
+          <w:sz w:val="24"/>
+          <w:szCs w:val="24"/>
+          <w:lang w:eastAsia="ru-RU"/>
+        </w:rPr>
+      </w:pPr>
+      <w:r>
+        <w:rPr>
+          <w:rFonts w:eastAsia="Times New Roman" w:cs="Arial" w:ascii="Arial" w:hAnsi="Arial"/>
+          <w:color w:val="1A1A1A"/>
+          <w:sz w:val="24"/>
+          <w:szCs w:val="24"/>
+          <w:lang w:eastAsia="ru-RU"/>
+        </w:rPr>
       </w:r>
     </w:p>
     <w:p>
@@ -6897,53 +6635,55 @@
           <w:szCs w:val="24"/>
           <w:lang w:eastAsia="ru-RU"/>
         </w:rPr>
-        <w:t>2. Присваивание значений: Значения для статических переменных или объектов могут быть назначены либо при объявлении, либо путем присваивания им новых значений в любом месте программы. Однако новые значения будут сохранены и будут доступны для все</w:t>
-      </w:r>
-      <w:r>
-        <w:rPr>
-          <w:rFonts w:eastAsia="Times New Roman" w:cs="Arial" w:ascii="Arial" w:hAnsi="Arial"/>
-          <w:color w:val="1A1A1A"/>
-          <w:sz w:val="24"/>
-          <w:szCs w:val="24"/>
-          <w:lang w:eastAsia="ru-RU"/>
-        </w:rPr>
-        <w:t>х</w:t>
-      </w:r>
-    </w:p>
-    <w:p>
-      <w:pPr>
-        <w:pStyle w:val="ListParagraph"/>
-        <w:shd w:val="clear" w:color="auto" w:fill="FFFFFF"/>
-        <w:spacing w:lineRule="auto" w:line="240" w:before="0" w:after="0"/>
-        <w:contextualSpacing/>
-        <w:rPr>
-          <w:rFonts w:ascii="Arial" w:hAnsi="Arial" w:eastAsia="Times New Roman" w:cs="Arial"/>
-          <w:color w:val="1A1A1A"/>
-          <w:sz w:val="24"/>
-          <w:szCs w:val="24"/>
-          <w:lang w:eastAsia="ru-RU"/>
-        </w:rPr>
-      </w:pPr>
-      <w:r>
-        <w:rPr/>
-      </w:r>
-    </w:p>
-    <w:p>
-      <w:pPr>
-        <w:pStyle w:val="ListParagraph"/>
-        <w:shd w:val="clear" w:color="auto" w:fill="FFFFFF"/>
-        <w:spacing w:lineRule="auto" w:line="240" w:before="0" w:after="0"/>
-        <w:contextualSpacing/>
-        <w:rPr>
-          <w:rFonts w:ascii="Arial" w:hAnsi="Arial" w:eastAsia="Times New Roman" w:cs="Arial"/>
-          <w:color w:val="1A1A1A"/>
-          <w:sz w:val="24"/>
-          <w:szCs w:val="24"/>
-          <w:lang w:eastAsia="ru-RU"/>
-        </w:rPr>
-      </w:pPr>
-      <w:r>
-        <w:rPr/>
+        <w:t>2. Присваивание значений: Значения для статических переменных или объектов могут быть назначены либо при объявлении, либо путем присваивания им новых значений в любом месте программы. Однако новые значения будут сохранены и будут доступны для всех</w:t>
+      </w:r>
+    </w:p>
+    <w:p>
+      <w:pPr>
+        <w:pStyle w:val="ListParagraph"/>
+        <w:shd w:val="clear" w:color="auto" w:fill="FFFFFF"/>
+        <w:spacing w:lineRule="auto" w:line="240" w:before="0" w:after="0"/>
+        <w:contextualSpacing/>
+        <w:rPr>
+          <w:rFonts w:ascii="Arial" w:hAnsi="Arial" w:eastAsia="Times New Roman" w:cs="Arial"/>
+          <w:color w:val="1A1A1A"/>
+          <w:sz w:val="24"/>
+          <w:szCs w:val="24"/>
+          <w:lang w:eastAsia="ru-RU"/>
+        </w:rPr>
+      </w:pPr>
+      <w:r>
+        <w:rPr>
+          <w:rFonts w:eastAsia="Times New Roman" w:cs="Arial" w:ascii="Arial" w:hAnsi="Arial"/>
+          <w:color w:val="1A1A1A"/>
+          <w:sz w:val="24"/>
+          <w:szCs w:val="24"/>
+          <w:lang w:eastAsia="ru-RU"/>
+        </w:rPr>
+      </w:r>
+    </w:p>
+    <w:p>
+      <w:pPr>
+        <w:pStyle w:val="ListParagraph"/>
+        <w:shd w:val="clear" w:color="auto" w:fill="FFFFFF"/>
+        <w:spacing w:lineRule="auto" w:line="240" w:before="0" w:after="0"/>
+        <w:contextualSpacing/>
+        <w:rPr>
+          <w:rFonts w:ascii="Arial" w:hAnsi="Arial" w:eastAsia="Times New Roman" w:cs="Arial"/>
+          <w:color w:val="1A1A1A"/>
+          <w:sz w:val="24"/>
+          <w:szCs w:val="24"/>
+          <w:lang w:eastAsia="ru-RU"/>
+        </w:rPr>
+      </w:pPr>
+      <w:r>
+        <w:rPr>
+          <w:rFonts w:eastAsia="Times New Roman" w:cs="Arial" w:ascii="Arial" w:hAnsi="Arial"/>
+          <w:color w:val="1A1A1A"/>
+          <w:sz w:val="24"/>
+          <w:szCs w:val="24"/>
+          <w:lang w:eastAsia="ru-RU"/>
+        </w:rPr>
       </w:r>
     </w:p>
     <w:p>
@@ -7267,25 +7007,37 @@
         </w:rPr>
       </w:pPr>
       <w:r>
-        <w:rPr/>
-      </w:r>
-    </w:p>
-    <w:p>
-      <w:pPr>
-        <w:pStyle w:val="ListParagraph"/>
-        <w:shd w:val="clear" w:color="auto" w:fill="FFFFFF"/>
-        <w:spacing w:lineRule="auto" w:line="240" w:before="0" w:after="0"/>
-        <w:contextualSpacing/>
-        <w:rPr>
-          <w:rFonts w:ascii="Arial" w:hAnsi="Arial" w:eastAsia="Times New Roman" w:cs="Arial"/>
-          <w:color w:val="1A1A1A"/>
-          <w:sz w:val="24"/>
-          <w:szCs w:val="24"/>
-          <w:lang w:eastAsia="ru-RU"/>
-        </w:rPr>
-      </w:pPr>
-      <w:r>
-        <w:rPr/>
+        <w:rPr>
+          <w:rFonts w:eastAsia="Times New Roman" w:cs="Arial" w:ascii="Arial" w:hAnsi="Arial"/>
+          <w:color w:val="1A1A1A"/>
+          <w:sz w:val="24"/>
+          <w:szCs w:val="24"/>
+          <w:lang w:eastAsia="ru-RU"/>
+        </w:rPr>
+      </w:r>
+    </w:p>
+    <w:p>
+      <w:pPr>
+        <w:pStyle w:val="ListParagraph"/>
+        <w:shd w:val="clear" w:color="auto" w:fill="FFFFFF"/>
+        <w:spacing w:lineRule="auto" w:line="240" w:before="0" w:after="0"/>
+        <w:contextualSpacing/>
+        <w:rPr>
+          <w:rFonts w:ascii="Arial" w:hAnsi="Arial" w:eastAsia="Times New Roman" w:cs="Arial"/>
+          <w:color w:val="1A1A1A"/>
+          <w:sz w:val="24"/>
+          <w:szCs w:val="24"/>
+          <w:lang w:eastAsia="ru-RU"/>
+        </w:rPr>
+      </w:pPr>
+      <w:r>
+        <w:rPr>
+          <w:rFonts w:eastAsia="Times New Roman" w:cs="Arial" w:ascii="Arial" w:hAnsi="Arial"/>
+          <w:color w:val="1A1A1A"/>
+          <w:sz w:val="24"/>
+          <w:szCs w:val="24"/>
+          <w:lang w:eastAsia="ru-RU"/>
+        </w:rPr>
       </w:r>
     </w:p>
     <w:p>
@@ -8276,6 +8028,7 @@
     <w:qFormat/>
     <w:pPr>
       <w:widowControl/>
+      <w:suppressAutoHyphens w:val="true"/>
       <w:bidi w:val="0"/>
       <w:spacing w:lineRule="auto" w:line="259" w:before="0" w:after="160"/>
       <w:jc w:val="left"/>
